--- a/docs/Voucher Hunt — Staff Guide.docx
+++ b/docs/Voucher Hunt — Staff Guide.docx
@@ -136,13 +136,55 @@
       </w:r>
     </w:p>
     <w:p>
+      <w:pPr>
+        <w:jc w:val="center"/>
+      </w:pPr>
+      <w:r>
+        <w:drawing>
+          <wp:inline xmlns:a="http://schemas.openxmlformats.org/drawingml/2006/main" xmlns:pic="http://schemas.openxmlformats.org/drawingml/2006/picture">
+            <wp:extent cx="4023360" cy="2514600"/>
+            <wp:docPr id="1" name="Picture 1"/>
+            <wp:cNvGraphicFramePr>
+              <a:graphicFrameLocks noChangeAspect="1"/>
+            </wp:cNvGraphicFramePr>
+            <a:graphic>
+              <a:graphicData uri="http://schemas.openxmlformats.org/drawingml/2006/picture">
+                <pic:pic>
+                  <pic:nvPicPr>
+                    <pic:cNvPr id="0" name="staff-00-login.png"/>
+                    <pic:cNvPicPr/>
+                  </pic:nvPicPr>
+                  <pic:blipFill>
+                    <a:blip r:embed="rId9"/>
+                    <a:stretch>
+                      <a:fillRect/>
+                    </a:stretch>
+                  </pic:blipFill>
+                  <pic:spPr>
+                    <a:xfrm>
+                      <a:off x="0" y="0"/>
+                      <a:ext cx="4023360" cy="2514600"/>
+                    </a:xfrm>
+                    <a:prstGeom prst="rect"/>
+                  </pic:spPr>
+                </pic:pic>
+              </a:graphicData>
+            </a:graphic>
+          </wp:inline>
+        </w:drawing>
+      </w:r>
+    </w:p>
+    <w:p>
+      <w:pPr>
+        <w:jc w:val="center"/>
+      </w:pPr>
       <w:r>
         <w:rPr>
           <w:i/>
           <w:color w:val="5B667A"/>
           <w:sz w:val="18"/>
         </w:rPr>
-        <w:t>[ Screenshot: Signing in to the dashboard — docs/images/staff-00-login.png ]</w:t>
+        <w:t>Signing in to the dashboard</w:t>
       </w:r>
     </w:p>
     <w:p>
@@ -517,7 +559,7 @@
         <w:drawing>
           <wp:inline xmlns:a="http://schemas.openxmlformats.org/drawingml/2006/main" xmlns:pic="http://schemas.openxmlformats.org/drawingml/2006/picture">
             <wp:extent cx="4023360" cy="3979147"/>
-            <wp:docPr id="1" name="Picture 1"/>
+            <wp:docPr id="2" name="Picture 2"/>
             <wp:cNvGraphicFramePr>
               <a:graphicFrameLocks noChangeAspect="1"/>
             </wp:cNvGraphicFramePr>
@@ -529,7 +571,7 @@
                     <pic:cNvPicPr/>
                   </pic:nvPicPr>
                   <pic:blipFill>
-                    <a:blip r:embed="rId9"/>
+                    <a:blip r:embed="rId10"/>
                     <a:stretch>
                       <a:fillRect/>
                     </a:stretch>
@@ -778,13 +820,55 @@
       </w:r>
     </w:p>
     <w:p>
+      <w:pPr>
+        <w:jc w:val="center"/>
+      </w:pPr>
+      <w:r>
+        <w:drawing>
+          <wp:inline xmlns:a="http://schemas.openxmlformats.org/drawingml/2006/main" xmlns:pic="http://schemas.openxmlformats.org/drawingml/2006/picture">
+            <wp:extent cx="4023360" cy="2514600"/>
+            <wp:docPr id="3" name="Picture 3"/>
+            <wp:cNvGraphicFramePr>
+              <a:graphicFrameLocks noChangeAspect="1"/>
+            </wp:cNvGraphicFramePr>
+            <a:graphic>
+              <a:graphicData uri="http://schemas.openxmlformats.org/drawingml/2006/picture">
+                <pic:pic>
+                  <pic:nvPicPr>
+                    <pic:cNvPr id="0" name="staff-03-result.png"/>
+                    <pic:cNvPicPr/>
+                  </pic:nvPicPr>
+                  <pic:blipFill>
+                    <a:blip r:embed="rId11"/>
+                    <a:stretch>
+                      <a:fillRect/>
+                    </a:stretch>
+                  </pic:blipFill>
+                  <pic:spPr>
+                    <a:xfrm>
+                      <a:off x="0" y="0"/>
+                      <a:ext cx="4023360" cy="2514600"/>
+                    </a:xfrm>
+                    <a:prstGeom prst="rect"/>
+                  </pic:spPr>
+                </pic:pic>
+              </a:graphicData>
+            </a:graphic>
+          </wp:inline>
+        </w:drawing>
+      </w:r>
+    </w:p>
+    <w:p>
+      <w:pPr>
+        <w:jc w:val="center"/>
+      </w:pPr>
       <w:r>
         <w:rPr>
           <w:i/>
           <w:color w:val="5B667A"/>
           <w:sz w:val="18"/>
         </w:rPr>
-        <w:t>[ Screenshot: A validation result, before marking it used — docs/images/staff-03-result.png ]</w:t>
+        <w:t>A validation result, before marking it used</w:t>
       </w:r>
     </w:p>
     <w:p>
@@ -864,7 +948,7 @@
         <w:drawing>
           <wp:inline xmlns:a="http://schemas.openxmlformats.org/drawingml/2006/main" xmlns:pic="http://schemas.openxmlformats.org/drawingml/2006/picture">
             <wp:extent cx="4023360" cy="3979147"/>
-            <wp:docPr id="2" name="Picture 2"/>
+            <wp:docPr id="4" name="Picture 4"/>
             <wp:cNvGraphicFramePr>
               <a:graphicFrameLocks noChangeAspect="1"/>
             </wp:cNvGraphicFramePr>
@@ -876,7 +960,7 @@
                     <pic:cNvPicPr/>
                   </pic:nvPicPr>
                   <pic:blipFill>
-                    <a:blip r:embed="rId10"/>
+                    <a:blip r:embed="rId12"/>
                     <a:stretch>
                       <a:fillRect/>
                     </a:stretch>
@@ -1092,13 +1176,55 @@
       </w:r>
     </w:p>
     <w:p>
+      <w:pPr>
+        <w:jc w:val="center"/>
+      </w:pPr>
+      <w:r>
+        <w:drawing>
+          <wp:inline xmlns:a="http://schemas.openxmlformats.org/drawingml/2006/main" xmlns:pic="http://schemas.openxmlformats.org/drawingml/2006/picture">
+            <wp:extent cx="4023360" cy="2514600"/>
+            <wp:docPr id="5" name="Picture 5"/>
+            <wp:cNvGraphicFramePr>
+              <a:graphicFrameLocks noChangeAspect="1"/>
+            </wp:cNvGraphicFramePr>
+            <a:graphic>
+              <a:graphicData uri="http://schemas.openxmlformats.org/drawingml/2006/picture">
+                <pic:pic>
+                  <pic:nvPicPr>
+                    <pic:cNvPr id="0" name="staff-04-dashboard.png"/>
+                    <pic:cNvPicPr/>
+                  </pic:nvPicPr>
+                  <pic:blipFill>
+                    <a:blip r:embed="rId13"/>
+                    <a:stretch>
+                      <a:fillRect/>
+                    </a:stretch>
+                  </pic:blipFill>
+                  <pic:spPr>
+                    <a:xfrm>
+                      <a:off x="0" y="0"/>
+                      <a:ext cx="4023360" cy="2514600"/>
+                    </a:xfrm>
+                    <a:prstGeom prst="rect"/>
+                  </pic:spPr>
+                </pic:pic>
+              </a:graphicData>
+            </a:graphic>
+          </wp:inline>
+        </w:drawing>
+      </w:r>
+    </w:p>
+    <w:p>
+      <w:pPr>
+        <w:jc w:val="center"/>
+      </w:pPr>
       <w:r>
         <w:rPr>
           <w:i/>
           <w:color w:val="5B667A"/>
           <w:sz w:val="18"/>
         </w:rPr>
-        <w:t>[ Screenshot: The dashboard overview for a business — docs/images/staff-04-dashboard.png ]</w:t>
+        <w:t>The dashboard overview for a business</w:t>
       </w:r>
     </w:p>
     <w:p>
@@ -1311,13 +1437,55 @@
       </w:tr>
     </w:tbl>
     <w:p>
+      <w:pPr>
+        <w:jc w:val="center"/>
+      </w:pPr>
+      <w:r>
+        <w:drawing>
+          <wp:inline xmlns:a="http://schemas.openxmlformats.org/drawingml/2006/main" xmlns:pic="http://schemas.openxmlformats.org/drawingml/2006/picture">
+            <wp:extent cx="4023360" cy="2514600"/>
+            <wp:docPr id="6" name="Picture 6"/>
+            <wp:cNvGraphicFramePr>
+              <a:graphicFrameLocks noChangeAspect="1"/>
+            </wp:cNvGraphicFramePr>
+            <a:graphic>
+              <a:graphicData uri="http://schemas.openxmlformats.org/drawingml/2006/picture">
+                <pic:pic>
+                  <pic:nvPicPr>
+                    <pic:cNvPr id="0" name="staff-05-billing.png"/>
+                    <pic:cNvPicPr/>
+                  </pic:nvPicPr>
+                  <pic:blipFill>
+                    <a:blip r:embed="rId14"/>
+                    <a:stretch>
+                      <a:fillRect/>
+                    </a:stretch>
+                  </pic:blipFill>
+                  <pic:spPr>
+                    <a:xfrm>
+                      <a:off x="0" y="0"/>
+                      <a:ext cx="4023360" cy="2514600"/>
+                    </a:xfrm>
+                    <a:prstGeom prst="rect"/>
+                  </pic:spPr>
+                </pic:pic>
+              </a:graphicData>
+            </a:graphic>
+          </wp:inline>
+        </w:drawing>
+      </w:r>
+    </w:p>
+    <w:p>
+      <w:pPr>
+        <w:jc w:val="center"/>
+      </w:pPr>
       <w:r>
         <w:rPr>
           <w:i/>
           <w:color w:val="5B667A"/>
           <w:sz w:val="18"/>
         </w:rPr>
-        <w:t>[ Screenshot: LP Billing, showing the monthly statement — docs/images/staff-05-billing.png ]</w:t>
+        <w:t>LP Billing, showing the monthly statement</w:t>
       </w:r>
     </w:p>
     <w:p>
@@ -1418,13 +1586,55 @@
       </w:r>
     </w:p>
     <w:p>
+      <w:pPr>
+        <w:jc w:val="center"/>
+      </w:pPr>
+      <w:r>
+        <w:drawing>
+          <wp:inline xmlns:a="http://schemas.openxmlformats.org/drawingml/2006/main" xmlns:pic="http://schemas.openxmlformats.org/drawingml/2006/picture">
+            <wp:extent cx="4023360" cy="2514600"/>
+            <wp:docPr id="7" name="Picture 7"/>
+            <wp:cNvGraphicFramePr>
+              <a:graphicFrameLocks noChangeAspect="1"/>
+            </wp:cNvGraphicFramePr>
+            <a:graphic>
+              <a:graphicData uri="http://schemas.openxmlformats.org/drawingml/2006/picture">
+                <pic:pic>
+                  <pic:nvPicPr>
+                    <pic:cNvPr id="0" name="staff-06-requests.png"/>
+                    <pic:cNvPicPr/>
+                  </pic:nvPicPr>
+                  <pic:blipFill>
+                    <a:blip r:embed="rId15"/>
+                    <a:stretch>
+                      <a:fillRect/>
+                    </a:stretch>
+                  </pic:blipFill>
+                  <pic:spPr>
+                    <a:xfrm>
+                      <a:off x="0" y="0"/>
+                      <a:ext cx="4023360" cy="2514600"/>
+                    </a:xfrm>
+                    <a:prstGeom prst="rect"/>
+                  </pic:spPr>
+                </pic:pic>
+              </a:graphicData>
+            </a:graphic>
+          </wp:inline>
+        </w:drawing>
+      </w:r>
+    </w:p>
+    <w:p>
+      <w:pPr>
+        <w:jc w:val="center"/>
+      </w:pPr>
       <w:r>
         <w:rPr>
           <w:i/>
           <w:color w:val="5B667A"/>
           <w:sz w:val="18"/>
         </w:rPr>
-        <w:t>[ Screenshot: A submitted slot request, awaiting approval — docs/images/staff-06-requests.png ]</w:t>
+        <w:t>A submitted slot request, awaiting approval</w:t>
       </w:r>
     </w:p>
     <w:p>
